--- a/data/processed/novel_statistics.docx
+++ b/data/processed/novel_statistics.docx
@@ -2233,7 +2233,7 @@
         <w:pStyle w:val="ListBullet"/>
       </w:pPr>
       <w:r>
-        <w:t>Coverage-rule revision (2026-09-06): the 'covered corridor' flag was broadened. OLD rule -- each TDOT signal route was mapped to its single DOMINANT arterial (plus any &gt;=25% secondary), 56 corridors. NEW rule -- that set UNION any street directly carrying &gt;= 4 of its own nearest signals, 327 corridors. This adds 271 streets (A W WILLIS AVE, AARON BRENNER DR, ADAMS AVE, AIRLINE RD, ALABAMA AVE, ALTRURIA RD, AMBERGATE LN, APPLING RD...), most importantly UNION AVE (70 signals snap nearest to it, yet it is never the 'dominant' arterial on any single route, so the old rule missed it), bringing Union-corridor junctions into scope. Headline crash totals (1,294 / 175) and the deadliest-corridor counts are unaffected -- the flag only governs intersection signal-coverage scope, not crash attribution.</w:t>
+        <w:t>Coverage-rule revision (2026-09-07): the 'covered corridor' flag was broadened. OLD rule -- each TDOT signal route was mapped to its single DOMINANT arterial (plus any &gt;=25% secondary), 56 corridors. NEW rule -- that set UNION any street directly carrying &gt;= 4 of its own nearest signals, 327 corridors. This adds 271 streets (A W WILLIS AVE, AARON BRENNER DR, ADAMS AVE, AIRLINE RD, ALABAMA AVE, ALTRURIA RD, AMBERGATE LN, APPLING RD...), most importantly UNION AVE (70 signals snap nearest to it, yet it is never the 'dominant' arterial on any single route, so the old rule missed it), bringing Union-corridor junctions into scope. Headline crash totals (1,294 / 175) and the deadliest-corridor counts are unaffected -- the flag only governs intersection signal-coverage scope, not crash attribution.</w:t>
       </w:r>
     </w:p>
     <w:sectPr>

--- a/data/processed/novel_statistics.docx
+++ b/data/processed/novel_statistics.docx
@@ -2233,7 +2233,7 @@
         <w:pStyle w:val="ListBullet"/>
       </w:pPr>
       <w:r>
-        <w:t>Coverage-rule revision (2026-09-07): the 'covered corridor' flag was broadened. OLD rule -- each TDOT signal route was mapped to its single DOMINANT arterial (plus any &gt;=25% secondary), 56 corridors. NEW rule -- that set UNION any street directly carrying &gt;= 4 of its own nearest signals, 327 corridors. This adds 271 streets (A W WILLIS AVE, AARON BRENNER DR, ADAMS AVE, AIRLINE RD, ALABAMA AVE, ALTRURIA RD, AMBERGATE LN, APPLING RD...), most importantly UNION AVE (70 signals snap nearest to it, yet it is never the 'dominant' arterial on any single route, so the old rule missed it), bringing Union-corridor junctions into scope. Headline crash totals (1,294 / 175) and the deadliest-corridor counts are unaffected -- the flag only governs intersection signal-coverage scope, not crash attribution.</w:t>
+        <w:t>Coverage-rule revision (2026-09-08): the 'covered corridor' flag was broadened. OLD rule -- each TDOT signal route was mapped to its single DOMINANT arterial (plus any &gt;=25% secondary), 56 corridors. NEW rule -- that set UNION any street directly carrying &gt;= 4 of its own nearest signals, 327 corridors. This adds 271 streets (A W WILLIS AVE, AARON BRENNER DR, ADAMS AVE, AIRLINE RD, ALABAMA AVE, ALTRURIA RD, AMBERGATE LN, APPLING RD...), most importantly UNION AVE (70 signals snap nearest to it, yet it is never the 'dominant' arterial on any single route, so the old rule missed it), bringing Union-corridor junctions into scope. Headline crash totals (1,294 / 175) and the deadliest-corridor counts are unaffected -- the flag only governs intersection signal-coverage scope, not crash attribution.</w:t>
       </w:r>
     </w:p>
     <w:sectPr>

--- a/data/processed/novel_statistics.docx
+++ b/data/processed/novel_statistics.docx
@@ -2233,7 +2233,7 @@
         <w:pStyle w:val="ListBullet"/>
       </w:pPr>
       <w:r>
-        <w:t>Coverage-rule revision (2026-09-08): the 'covered corridor' flag was broadened. OLD rule -- each TDOT signal route was mapped to its single DOMINANT arterial (plus any &gt;=25% secondary), 56 corridors. NEW rule -- that set UNION any street directly carrying &gt;= 4 of its own nearest signals, 327 corridors. This adds 271 streets (A W WILLIS AVE, AARON BRENNER DR, ADAMS AVE, AIRLINE RD, ALABAMA AVE, ALTRURIA RD, AMBERGATE LN, APPLING RD...), most importantly UNION AVE (70 signals snap nearest to it, yet it is never the 'dominant' arterial on any single route, so the old rule missed it), bringing Union-corridor junctions into scope. Headline crash totals (1,294 / 175) and the deadliest-corridor counts are unaffected -- the flag only governs intersection signal-coverage scope, not crash attribution.</w:t>
+        <w:t>Coverage-rule revision (2026-09-10): the 'covered corridor' flag was broadened. OLD rule -- each TDOT signal route was mapped to its single DOMINANT arterial (plus any &gt;=25% secondary), 56 corridors. NEW rule -- that set UNION any street directly carrying &gt;= 4 of its own nearest signals, 327 corridors. This adds 271 streets (A W WILLIS AVE, AARON BRENNER DR, ADAMS AVE, AIRLINE RD, ALABAMA AVE, ALTRURIA RD, AMBERGATE LN, APPLING RD...), most importantly UNION AVE (70 signals snap nearest to it, yet it is never the 'dominant' arterial on any single route, so the old rule missed it), bringing Union-corridor junctions into scope. Headline crash totals (1,294 / 175) and the deadliest-corridor counts are unaffected -- the flag only governs intersection signal-coverage scope, not crash attribution.</w:t>
       </w:r>
     </w:p>
     <w:sectPr>

--- a/data/processed/novel_statistics.docx
+++ b/data/processed/novel_statistics.docx
@@ -2233,7 +2233,7 @@
         <w:pStyle w:val="ListBullet"/>
       </w:pPr>
       <w:r>
-        <w:t>Coverage-rule revision (2026-09-10): the 'covered corridor' flag was broadened. OLD rule -- each TDOT signal route was mapped to its single DOMINANT arterial (plus any &gt;=25% secondary), 56 corridors. NEW rule -- that set UNION any street directly carrying &gt;= 4 of its own nearest signals, 327 corridors. This adds 271 streets (A W WILLIS AVE, AARON BRENNER DR, ADAMS AVE, AIRLINE RD, ALABAMA AVE, ALTRURIA RD, AMBERGATE LN, APPLING RD...), most importantly UNION AVE (70 signals snap nearest to it, yet it is never the 'dominant' arterial on any single route, so the old rule missed it), bringing Union-corridor junctions into scope. Headline crash totals (1,294 / 175) and the deadliest-corridor counts are unaffected -- the flag only governs intersection signal-coverage scope, not crash attribution.</w:t>
+        <w:t>Coverage-rule revision (2026-09-11): the 'covered corridor' flag was broadened. OLD rule -- each TDOT signal route was mapped to its single DOMINANT arterial (plus any &gt;=25% secondary), 56 corridors. NEW rule -- that set UNION any street directly carrying &gt;= 4 of its own nearest signals, 327 corridors. This adds 271 streets (A W WILLIS AVE, AARON BRENNER DR, ADAMS AVE, AIRLINE RD, ALABAMA AVE, ALTRURIA RD, AMBERGATE LN, APPLING RD...), most importantly UNION AVE (70 signals snap nearest to it, yet it is never the 'dominant' arterial on any single route, so the old rule missed it), bringing Union-corridor junctions into scope. Headline crash totals (1,294 / 175) and the deadliest-corridor counts are unaffected -- the flag only governs intersection signal-coverage scope, not crash attribution.</w:t>
       </w:r>
     </w:p>
     <w:sectPr>

--- a/data/processed/novel_statistics.docx
+++ b/data/processed/novel_statistics.docx
@@ -2233,7 +2233,7 @@
         <w:pStyle w:val="ListBullet"/>
       </w:pPr>
       <w:r>
-        <w:t>Coverage-rule revision (2026-09-11): the 'covered corridor' flag was broadened. OLD rule -- each TDOT signal route was mapped to its single DOMINANT arterial (plus any &gt;=25% secondary), 56 corridors. NEW rule -- that set UNION any street directly carrying &gt;= 4 of its own nearest signals, 327 corridors. This adds 271 streets (A W WILLIS AVE, AARON BRENNER DR, ADAMS AVE, AIRLINE RD, ALABAMA AVE, ALTRURIA RD, AMBERGATE LN, APPLING RD...), most importantly UNION AVE (70 signals snap nearest to it, yet it is never the 'dominant' arterial on any single route, so the old rule missed it), bringing Union-corridor junctions into scope. Headline crash totals (1,294 / 175) and the deadliest-corridor counts are unaffected -- the flag only governs intersection signal-coverage scope, not crash attribution.</w:t>
+        <w:t>Coverage-rule revision (2026-09-13): the 'covered corridor' flag was broadened. OLD rule -- each TDOT signal route was mapped to its single DOMINANT arterial (plus any &gt;=25% secondary), 56 corridors. NEW rule -- that set UNION any street directly carrying &gt;= 4 of its own nearest signals, 327 corridors. This adds 271 streets (A W WILLIS AVE, AARON BRENNER DR, ADAMS AVE, AIRLINE RD, ALABAMA AVE, ALTRURIA RD, AMBERGATE LN, APPLING RD...), most importantly UNION AVE (70 signals snap nearest to it, yet it is never the 'dominant' arterial on any single route, so the old rule missed it), bringing Union-corridor junctions into scope. Headline crash totals (1,294 / 175) and the deadliest-corridor counts are unaffected -- the flag only governs intersection signal-coverage scope, not crash attribution.</w:t>
       </w:r>
     </w:p>
     <w:sectPr>

--- a/data/processed/novel_statistics.docx
+++ b/data/processed/novel_statistics.docx
@@ -2233,7 +2233,7 @@
         <w:pStyle w:val="ListBullet"/>
       </w:pPr>
       <w:r>
-        <w:t>Coverage-rule revision (2026-09-13): the 'covered corridor' flag was broadened. OLD rule -- each TDOT signal route was mapped to its single DOMINANT arterial (plus any &gt;=25% secondary), 56 corridors. NEW rule -- that set UNION any street directly carrying &gt;= 4 of its own nearest signals, 327 corridors. This adds 271 streets (A W WILLIS AVE, AARON BRENNER DR, ADAMS AVE, AIRLINE RD, ALABAMA AVE, ALTRURIA RD, AMBERGATE LN, APPLING RD...), most importantly UNION AVE (70 signals snap nearest to it, yet it is never the 'dominant' arterial on any single route, so the old rule missed it), bringing Union-corridor junctions into scope. Headline crash totals (1,294 / 175) and the deadliest-corridor counts are unaffected -- the flag only governs intersection signal-coverage scope, not crash attribution.</w:t>
+        <w:t>Coverage-rule revision (2026-09-14): the 'covered corridor' flag was broadened. OLD rule -- each TDOT signal route was mapped to its single DOMINANT arterial (plus any &gt;=25% secondary), 56 corridors. NEW rule -- that set UNION any street directly carrying &gt;= 4 of its own nearest signals, 327 corridors. This adds 271 streets (A W WILLIS AVE, AARON BRENNER DR, ADAMS AVE, AIRLINE RD, ALABAMA AVE, ALTRURIA RD, AMBERGATE LN, APPLING RD...), most importantly UNION AVE (70 signals snap nearest to it, yet it is never the 'dominant' arterial on any single route, so the old rule missed it), bringing Union-corridor junctions into scope. Headline crash totals (1,294 / 175) and the deadliest-corridor counts are unaffected -- the flag only governs intersection signal-coverage scope, not crash attribution.</w:t>
       </w:r>
     </w:p>
     <w:sectPr>

--- a/data/processed/novel_statistics.docx
+++ b/data/processed/novel_statistics.docx
@@ -2233,7 +2233,7 @@
         <w:pStyle w:val="ListBullet"/>
       </w:pPr>
       <w:r>
-        <w:t>Coverage-rule revision (2026-09-14): the 'covered corridor' flag was broadened. OLD rule -- each TDOT signal route was mapped to its single DOMINANT arterial (plus any &gt;=25% secondary), 56 corridors. NEW rule -- that set UNION any street directly carrying &gt;= 4 of its own nearest signals, 327 corridors. This adds 271 streets (A W WILLIS AVE, AARON BRENNER DR, ADAMS AVE, AIRLINE RD, ALABAMA AVE, ALTRURIA RD, AMBERGATE LN, APPLING RD...), most importantly UNION AVE (70 signals snap nearest to it, yet it is never the 'dominant' arterial on any single route, so the old rule missed it), bringing Union-corridor junctions into scope. Headline crash totals (1,294 / 175) and the deadliest-corridor counts are unaffected -- the flag only governs intersection signal-coverage scope, not crash attribution.</w:t>
+        <w:t>Coverage-rule revision (2026-09-15): the 'covered corridor' flag was broadened. OLD rule -- each TDOT signal route was mapped to its single DOMINANT arterial (plus any &gt;=25% secondary), 56 corridors. NEW rule -- that set UNION any street directly carrying &gt;= 4 of its own nearest signals, 327 corridors. This adds 271 streets (A W WILLIS AVE, AARON BRENNER DR, ADAMS AVE, AIRLINE RD, ALABAMA AVE, ALTRURIA RD, AMBERGATE LN, APPLING RD...), most importantly UNION AVE (70 signals snap nearest to it, yet it is never the 'dominant' arterial on any single route, so the old rule missed it), bringing Union-corridor junctions into scope. Headline crash totals (1,294 / 175) and the deadliest-corridor counts are unaffected -- the flag only governs intersection signal-coverage scope, not crash attribution.</w:t>
       </w:r>
     </w:p>
     <w:sectPr>

--- a/data/processed/novel_statistics.docx
+++ b/data/processed/novel_statistics.docx
@@ -2201,7 +2201,7 @@
         <w:pStyle w:val="ListBullet"/>
       </w:pPr>
       <w:r>
-        <w:t>Union crashes within 30 m: 46 (9 fatal); crossing-relevant (On Roadway / In Crosswalk): 40 — the set used for the distance stat.</w:t>
+        <w:t>Union crashes within 30 m: 47 (9 fatal); crossing-relevant (On Roadway / In Crosswalk): 41 — the set used for the distance stat.</w:t>
       </w:r>
     </w:p>
     <w:p>
@@ -2209,7 +2209,7 @@
         <w:pStyle w:val="ListBullet"/>
       </w:pPr>
       <w:r>
-        <w:t>Along-corridor distance from a crossing-relevant crash to the nearest safe crossing: mean 157 ft, median 5 ft; 9/40 struck more than 250 ft from one.</w:t>
+        <w:t>Along-corridor distance from a crossing-relevant crash to the nearest safe crossing: mean 168 ft, median 5 ft; 10/41 struck more than 250 ft from one.</w:t>
       </w:r>
     </w:p>
     <w:p>
@@ -2233,7 +2233,7 @@
         <w:pStyle w:val="ListBullet"/>
       </w:pPr>
       <w:r>
-        <w:t>Coverage-rule revision (2026-09-15): the 'covered corridor' flag was broadened. OLD rule -- each TDOT signal route was mapped to its single DOMINANT arterial (plus any &gt;=25% secondary), 56 corridors. NEW rule -- that set UNION any street directly carrying &gt;= 4 of its own nearest signals, 327 corridors. This adds 271 streets (A W WILLIS AVE, AARON BRENNER DR, ADAMS AVE, AIRLINE RD, ALABAMA AVE, ALTRURIA RD, AMBERGATE LN, APPLING RD...), most importantly UNION AVE (70 signals snap nearest to it, yet it is never the 'dominant' arterial on any single route, so the old rule missed it), bringing Union-corridor junctions into scope. Headline crash totals (1,294 / 175) and the deadliest-corridor counts are unaffected -- the flag only governs intersection signal-coverage scope, not crash attribution.</w:t>
+        <w:t>Coverage-rule revision (2026-09-16): the 'covered corridor' flag was broadened. OLD rule -- each TDOT signal route was mapped to its single DOMINANT arterial (plus any &gt;=25% secondary), 56 corridors. NEW rule -- that set UNION any street directly carrying &gt;= 4 of its own nearest signals, 327 corridors. This adds 271 streets (A W WILLIS AVE, AARON BRENNER DR, ADAMS AVE, AIRLINE RD, ALABAMA AVE, ALTRURIA RD, AMBERGATE LN, APPLING RD...), most importantly UNION AVE (70 signals snap nearest to it, yet it is never the 'dominant' arterial on any single route, so the old rule missed it), bringing Union-corridor junctions into scope. Headline crash totals (1,294 / 175) and the deadliest-corridor counts are unaffected -- the flag only governs intersection signal-coverage scope, not crash attribution.</w:t>
       </w:r>
     </w:p>
     <w:sectPr>

--- a/data/processed/novel_statistics.docx
+++ b/data/processed/novel_statistics.docx
@@ -2233,7 +2233,7 @@
         <w:pStyle w:val="ListBullet"/>
       </w:pPr>
       <w:r>
-        <w:t>Coverage-rule revision (2026-09-16): the 'covered corridor' flag was broadened. OLD rule -- each TDOT signal route was mapped to its single DOMINANT arterial (plus any &gt;=25% secondary), 56 corridors. NEW rule -- that set UNION any street directly carrying &gt;= 4 of its own nearest signals, 327 corridors. This adds 271 streets (A W WILLIS AVE, AARON BRENNER DR, ADAMS AVE, AIRLINE RD, ALABAMA AVE, ALTRURIA RD, AMBERGATE LN, APPLING RD...), most importantly UNION AVE (70 signals snap nearest to it, yet it is never the 'dominant' arterial on any single route, so the old rule missed it), bringing Union-corridor junctions into scope. Headline crash totals (1,294 / 175) and the deadliest-corridor counts are unaffected -- the flag only governs intersection signal-coverage scope, not crash attribution.</w:t>
+        <w:t>Coverage-rule revision (2026-09-17): the 'covered corridor' flag was broadened. OLD rule -- each TDOT signal route was mapped to its single DOMINANT arterial (plus any &gt;=25% secondary), 56 corridors. NEW rule -- that set UNION any street directly carrying &gt;= 4 of its own nearest signals, 327 corridors. This adds 271 streets (A W WILLIS AVE, AARON BRENNER DR, ADAMS AVE, AIRLINE RD, ALABAMA AVE, ALTRURIA RD, AMBERGATE LN, APPLING RD...), most importantly UNION AVE (70 signals snap nearest to it, yet it is never the 'dominant' arterial on any single route, so the old rule missed it), bringing Union-corridor junctions into scope. Headline crash totals (1,294 / 175) and the deadliest-corridor counts are unaffected -- the flag only governs intersection signal-coverage scope, not crash attribution.</w:t>
       </w:r>
     </w:p>
     <w:sectPr>

--- a/data/processed/novel_statistics.docx
+++ b/data/processed/novel_statistics.docx
@@ -2233,7 +2233,7 @@
         <w:pStyle w:val="ListBullet"/>
       </w:pPr>
       <w:r>
-        <w:t>Coverage-rule revision (2026-09-17): the 'covered corridor' flag was broadened. OLD rule -- each TDOT signal route was mapped to its single DOMINANT arterial (plus any &gt;=25% secondary), 56 corridors. NEW rule -- that set UNION any street directly carrying &gt;= 4 of its own nearest signals, 327 corridors. This adds 271 streets (A W WILLIS AVE, AARON BRENNER DR, ADAMS AVE, AIRLINE RD, ALABAMA AVE, ALTRURIA RD, AMBERGATE LN, APPLING RD...), most importantly UNION AVE (70 signals snap nearest to it, yet it is never the 'dominant' arterial on any single route, so the old rule missed it), bringing Union-corridor junctions into scope. Headline crash totals (1,294 / 175) and the deadliest-corridor counts are unaffected -- the flag only governs intersection signal-coverage scope, not crash attribution.</w:t>
+        <w:t>Coverage-rule revision (2026-09-18): the 'covered corridor' flag was broadened. OLD rule -- each TDOT signal route was mapped to its single DOMINANT arterial (plus any &gt;=25% secondary), 56 corridors. NEW rule -- that set UNION any street directly carrying &gt;= 4 of its own nearest signals, 327 corridors. This adds 271 streets (A W WILLIS AVE, AARON BRENNER DR, ADAMS AVE, AIRLINE RD, ALABAMA AVE, ALTRURIA RD, AMBERGATE LN, APPLING RD...), most importantly UNION AVE (70 signals snap nearest to it, yet it is never the 'dominant' arterial on any single route, so the old rule missed it), bringing Union-corridor junctions into scope. Headline crash totals (1,294 / 175) and the deadliest-corridor counts are unaffected -- the flag only governs intersection signal-coverage scope, not crash attribution.</w:t>
       </w:r>
     </w:p>
     <w:sectPr>

--- a/data/processed/novel_statistics.docx
+++ b/data/processed/novel_statistics.docx
@@ -2233,7 +2233,7 @@
         <w:pStyle w:val="ListBullet"/>
       </w:pPr>
       <w:r>
-        <w:t>Coverage-rule revision (2026-09-18): the 'covered corridor' flag was broadened. OLD rule -- each TDOT signal route was mapped to its single DOMINANT arterial (plus any &gt;=25% secondary), 56 corridors. NEW rule -- that set UNION any street directly carrying &gt;= 4 of its own nearest signals, 327 corridors. This adds 271 streets (A W WILLIS AVE, AARON BRENNER DR, ADAMS AVE, AIRLINE RD, ALABAMA AVE, ALTRURIA RD, AMBERGATE LN, APPLING RD...), most importantly UNION AVE (70 signals snap nearest to it, yet it is never the 'dominant' arterial on any single route, so the old rule missed it), bringing Union-corridor junctions into scope. Headline crash totals (1,294 / 175) and the deadliest-corridor counts are unaffected -- the flag only governs intersection signal-coverage scope, not crash attribution.</w:t>
+        <w:t>Coverage-rule revision (2026-09-21): the 'covered corridor' flag was broadened. OLD rule -- each TDOT signal route was mapped to its single DOMINANT arterial (plus any &gt;=25% secondary), 56 corridors. NEW rule -- that set UNION any street directly carrying &gt;= 4 of its own nearest signals, 327 corridors. This adds 271 streets (A W WILLIS AVE, AARON BRENNER DR, ADAMS AVE, AIRLINE RD, ALABAMA AVE, ALTRURIA RD, AMBERGATE LN, APPLING RD...), most importantly UNION AVE (70 signals snap nearest to it, yet it is never the 'dominant' arterial on any single route, so the old rule missed it), bringing Union-corridor junctions into scope. Headline crash totals (1,294 / 175) and the deadliest-corridor counts are unaffected -- the flag only governs intersection signal-coverage scope, not crash attribution.</w:t>
       </w:r>
     </w:p>
     <w:sectPr>

--- a/data/processed/novel_statistics.docx
+++ b/data/processed/novel_statistics.docx
@@ -2233,7 +2233,7 @@
         <w:pStyle w:val="ListBullet"/>
       </w:pPr>
       <w:r>
-        <w:t>Coverage-rule revision (2026-09-21): the 'covered corridor' flag was broadened. OLD rule -- each TDOT signal route was mapped to its single DOMINANT arterial (plus any &gt;=25% secondary), 56 corridors. NEW rule -- that set UNION any street directly carrying &gt;= 4 of its own nearest signals, 327 corridors. This adds 271 streets (A W WILLIS AVE, AARON BRENNER DR, ADAMS AVE, AIRLINE RD, ALABAMA AVE, ALTRURIA RD, AMBERGATE LN, APPLING RD...), most importantly UNION AVE (70 signals snap nearest to it, yet it is never the 'dominant' arterial on any single route, so the old rule missed it), bringing Union-corridor junctions into scope. Headline crash totals (1,294 / 175) and the deadliest-corridor counts are unaffected -- the flag only governs intersection signal-coverage scope, not crash attribution.</w:t>
+        <w:t>Coverage-rule revision (2026-09-22): the 'covered corridor' flag was broadened. OLD rule -- each TDOT signal route was mapped to its single DOMINANT arterial (plus any &gt;=25% secondary), 56 corridors. NEW rule -- that set UNION any street directly carrying &gt;= 4 of its own nearest signals, 327 corridors. This adds 271 streets (A W WILLIS AVE, AARON BRENNER DR, ADAMS AVE, AIRLINE RD, ALABAMA AVE, ALTRURIA RD, AMBERGATE LN, APPLING RD...), most importantly UNION AVE (70 signals snap nearest to it, yet it is never the 'dominant' arterial on any single route, so the old rule missed it), bringing Union-corridor junctions into scope. Headline crash totals (1,294 / 175) and the deadliest-corridor counts are unaffected -- the flag only governs intersection signal-coverage scope, not crash attribution.</w:t>
       </w:r>
     </w:p>
     <w:sectPr>

--- a/data/processed/novel_statistics.docx
+++ b/data/processed/novel_statistics.docx
@@ -2233,7 +2233,7 @@
         <w:pStyle w:val="ListBullet"/>
       </w:pPr>
       <w:r>
-        <w:t>Coverage-rule revision (2026-09-22): the 'covered corridor' flag was broadened. OLD rule -- each TDOT signal route was mapped to its single DOMINANT arterial (plus any &gt;=25% secondary), 56 corridors. NEW rule -- that set UNION any street directly carrying &gt;= 4 of its own nearest signals, 327 corridors. This adds 271 streets (A W WILLIS AVE, AARON BRENNER DR, ADAMS AVE, AIRLINE RD, ALABAMA AVE, ALTRURIA RD, AMBERGATE LN, APPLING RD...), most importantly UNION AVE (70 signals snap nearest to it, yet it is never the 'dominant' arterial on any single route, so the old rule missed it), bringing Union-corridor junctions into scope. Headline crash totals (1,294 / 175) and the deadliest-corridor counts are unaffected -- the flag only governs intersection signal-coverage scope, not crash attribution.</w:t>
+        <w:t>Coverage-rule revision (2026-09-24): the 'covered corridor' flag was broadened. OLD rule -- each TDOT signal route was mapped to its single DOMINANT arterial (plus any &gt;=25% secondary), 56 corridors. NEW rule -- that set UNION any street directly carrying &gt;= 4 of its own nearest signals, 327 corridors. This adds 271 streets (A W WILLIS AVE, AARON BRENNER DR, ADAMS AVE, AIRLINE RD, ALABAMA AVE, ALTRURIA RD, AMBERGATE LN, APPLING RD...), most importantly UNION AVE (70 signals snap nearest to it, yet it is never the 'dominant' arterial on any single route, so the old rule missed it), bringing Union-corridor junctions into scope. Headline crash totals (1,294 / 175) and the deadliest-corridor counts are unaffected -- the flag only governs intersection signal-coverage scope, not crash attribution.</w:t>
       </w:r>
     </w:p>
     <w:sectPr>

--- a/data/processed/novel_statistics.docx
+++ b/data/processed/novel_statistics.docx
@@ -2233,7 +2233,7 @@
         <w:pStyle w:val="ListBullet"/>
       </w:pPr>
       <w:r>
-        <w:t>Coverage-rule revision (2026-09-24): the 'covered corridor' flag was broadened. OLD rule -- each TDOT signal route was mapped to its single DOMINANT arterial (plus any &gt;=25% secondary), 56 corridors. NEW rule -- that set UNION any street directly carrying &gt;= 4 of its own nearest signals, 327 corridors. This adds 271 streets (A W WILLIS AVE, AARON BRENNER DR, ADAMS AVE, AIRLINE RD, ALABAMA AVE, ALTRURIA RD, AMBERGATE LN, APPLING RD...), most importantly UNION AVE (70 signals snap nearest to it, yet it is never the 'dominant' arterial on any single route, so the old rule missed it), bringing Union-corridor junctions into scope. Headline crash totals (1,294 / 175) and the deadliest-corridor counts are unaffected -- the flag only governs intersection signal-coverage scope, not crash attribution.</w:t>
+        <w:t>Coverage-rule revision (2026-09-25): the 'covered corridor' flag was broadened. OLD rule -- each TDOT signal route was mapped to its single DOMINANT arterial (plus any &gt;=25% secondary), 56 corridors. NEW rule -- that set UNION any street directly carrying &gt;= 4 of its own nearest signals, 327 corridors. This adds 271 streets (A W WILLIS AVE, AARON BRENNER DR, ADAMS AVE, AIRLINE RD, ALABAMA AVE, ALTRURIA RD, AMBERGATE LN, APPLING RD...), most importantly UNION AVE (70 signals snap nearest to it, yet it is never the 'dominant' arterial on any single route, so the old rule missed it), bringing Union-corridor junctions into scope. Headline crash totals (1,294 / 175) and the deadliest-corridor counts are unaffected -- the flag only governs intersection signal-coverage scope, not crash attribution.</w:t>
       </w:r>
     </w:p>
     <w:sectPr>

--- a/data/processed/novel_statistics.docx
+++ b/data/processed/novel_statistics.docx
@@ -2233,7 +2233,7 @@
         <w:pStyle w:val="ListBullet"/>
       </w:pPr>
       <w:r>
-        <w:t>Coverage-rule revision (2026-09-25): the 'covered corridor' flag was broadened. OLD rule -- each TDOT signal route was mapped to its single DOMINANT arterial (plus any &gt;=25% secondary), 56 corridors. NEW rule -- that set UNION any street directly carrying &gt;= 4 of its own nearest signals, 327 corridors. This adds 271 streets (A W WILLIS AVE, AARON BRENNER DR, ADAMS AVE, AIRLINE RD, ALABAMA AVE, ALTRURIA RD, AMBERGATE LN, APPLING RD...), most importantly UNION AVE (70 signals snap nearest to it, yet it is never the 'dominant' arterial on any single route, so the old rule missed it), bringing Union-corridor junctions into scope. Headline crash totals (1,294 / 175) and the deadliest-corridor counts are unaffected -- the flag only governs intersection signal-coverage scope, not crash attribution.</w:t>
+        <w:t>Coverage-rule revision (2026-09-26): the 'covered corridor' flag was broadened. OLD rule -- each TDOT signal route was mapped to its single DOMINANT arterial (plus any &gt;=25% secondary), 56 corridors. NEW rule -- that set UNION any street directly carrying &gt;= 4 of its own nearest signals, 327 corridors. This adds 271 streets (A W WILLIS AVE, AARON BRENNER DR, ADAMS AVE, AIRLINE RD, ALABAMA AVE, ALTRURIA RD, AMBERGATE LN, APPLING RD...), most importantly UNION AVE (70 signals snap nearest to it, yet it is never the 'dominant' arterial on any single route, so the old rule missed it), bringing Union-corridor junctions into scope. Headline crash totals (1,294 / 175) and the deadliest-corridor counts are unaffected -- the flag only governs intersection signal-coverage scope, not crash attribution.</w:t>
       </w:r>
     </w:p>
     <w:sectPr>

--- a/data/processed/novel_statistics.docx
+++ b/data/processed/novel_statistics.docx
@@ -2233,7 +2233,7 @@
         <w:pStyle w:val="ListBullet"/>
       </w:pPr>
       <w:r>
-        <w:t>Coverage-rule revision (2026-09-26): the 'covered corridor' flag was broadened. OLD rule -- each TDOT signal route was mapped to its single DOMINANT arterial (plus any &gt;=25% secondary), 56 corridors. NEW rule -- that set UNION any street directly carrying &gt;= 4 of its own nearest signals, 327 corridors. This adds 271 streets (A W WILLIS AVE, AARON BRENNER DR, ADAMS AVE, AIRLINE RD, ALABAMA AVE, ALTRURIA RD, AMBERGATE LN, APPLING RD...), most importantly UNION AVE (70 signals snap nearest to it, yet it is never the 'dominant' arterial on any single route, so the old rule missed it), bringing Union-corridor junctions into scope. Headline crash totals (1,294 / 175) and the deadliest-corridor counts are unaffected -- the flag only governs intersection signal-coverage scope, not crash attribution.</w:t>
+        <w:t>Coverage-rule revision (2026-09-27): the 'covered corridor' flag was broadened. OLD rule -- each TDOT signal route was mapped to its single DOMINANT arterial (plus any &gt;=25% secondary), 56 corridors. NEW rule -- that set UNION any street directly carrying &gt;= 4 of its own nearest signals, 327 corridors. This adds 271 streets (A W WILLIS AVE, AARON BRENNER DR, ADAMS AVE, AIRLINE RD, ALABAMA AVE, ALTRURIA RD, AMBERGATE LN, APPLING RD...), most importantly UNION AVE (70 signals snap nearest to it, yet it is never the 'dominant' arterial on any single route, so the old rule missed it), bringing Union-corridor junctions into scope. Headline crash totals (1,294 / 175) and the deadliest-corridor counts are unaffected -- the flag only governs intersection signal-coverage scope, not crash attribution.</w:t>
       </w:r>
     </w:p>
     <w:sectPr>

--- a/data/processed/novel_statistics.docx
+++ b/data/processed/novel_statistics.docx
@@ -2233,7 +2233,7 @@
         <w:pStyle w:val="ListBullet"/>
       </w:pPr>
       <w:r>
-        <w:t>Coverage-rule revision (2026-09-27): the 'covered corridor' flag was broadened. OLD rule -- each TDOT signal route was mapped to its single DOMINANT arterial (plus any &gt;=25% secondary), 56 corridors. NEW rule -- that set UNION any street directly carrying &gt;= 4 of its own nearest signals, 327 corridors. This adds 271 streets (A W WILLIS AVE, AARON BRENNER DR, ADAMS AVE, AIRLINE RD, ALABAMA AVE, ALTRURIA RD, AMBERGATE LN, APPLING RD...), most importantly UNION AVE (70 signals snap nearest to it, yet it is never the 'dominant' arterial on any single route, so the old rule missed it), bringing Union-corridor junctions into scope. Headline crash totals (1,294 / 175) and the deadliest-corridor counts are unaffected -- the flag only governs intersection signal-coverage scope, not crash attribution.</w:t>
+        <w:t>Coverage-rule revision (2026-09-30): the 'covered corridor' flag was broadened. OLD rule -- each TDOT signal route was mapped to its single DOMINANT arterial (plus any &gt;=25% secondary), 56 corridors. NEW rule -- that set UNION any street directly carrying &gt;= 4 of its own nearest signals, 327 corridors. This adds 271 streets (A W WILLIS AVE, AARON BRENNER DR, ADAMS AVE, AIRLINE RD, ALABAMA AVE, ALTRURIA RD, AMBERGATE LN, APPLING RD...), most importantly UNION AVE (70 signals snap nearest to it, yet it is never the 'dominant' arterial on any single route, so the old rule missed it), bringing Union-corridor junctions into scope. Headline crash totals (1,294 / 175) and the deadliest-corridor counts are unaffected -- the flag only governs intersection signal-coverage scope, not crash attribution.</w:t>
       </w:r>
     </w:p>
     <w:sectPr>

--- a/data/processed/novel_statistics.docx
+++ b/data/processed/novel_statistics.docx
@@ -2233,7 +2233,7 @@
         <w:pStyle w:val="ListBullet"/>
       </w:pPr>
       <w:r>
-        <w:t>Coverage-rule revision (2026-09-30): the 'covered corridor' flag was broadened. OLD rule -- each TDOT signal route was mapped to its single DOMINANT arterial (plus any &gt;=25% secondary), 56 corridors. NEW rule -- that set UNION any street directly carrying &gt;= 4 of its own nearest signals, 327 corridors. This adds 271 streets (A W WILLIS AVE, AARON BRENNER DR, ADAMS AVE, AIRLINE RD, ALABAMA AVE, ALTRURIA RD, AMBERGATE LN, APPLING RD...), most importantly UNION AVE (70 signals snap nearest to it, yet it is never the 'dominant' arterial on any single route, so the old rule missed it), bringing Union-corridor junctions into scope. Headline crash totals (1,294 / 175) and the deadliest-corridor counts are unaffected -- the flag only governs intersection signal-coverage scope, not crash attribution.</w:t>
+        <w:t>Coverage-rule revision (2026-10-01): the 'covered corridor' flag was broadened. OLD rule -- each TDOT signal route was mapped to its single DOMINANT arterial (plus any &gt;=25% secondary), 56 corridors. NEW rule -- that set UNION any street directly carrying &gt;= 4 of its own nearest signals, 327 corridors. This adds 271 streets (A W WILLIS AVE, AARON BRENNER DR, ADAMS AVE, AIRLINE RD, ALABAMA AVE, ALTRURIA RD, AMBERGATE LN, APPLING RD...), most importantly UNION AVE (70 signals snap nearest to it, yet it is never the 'dominant' arterial on any single route, so the old rule missed it), bringing Union-corridor junctions into scope. Headline crash totals (1,294 / 175) and the deadliest-corridor counts are unaffected -- the flag only governs intersection signal-coverage scope, not crash attribution.</w:t>
       </w:r>
     </w:p>
     <w:sectPr>

--- a/data/processed/novel_statistics.docx
+++ b/data/processed/novel_statistics.docx
@@ -2233,7 +2233,7 @@
         <w:pStyle w:val="ListBullet"/>
       </w:pPr>
       <w:r>
-        <w:t>Coverage-rule revision (2026-10-01): the 'covered corridor' flag was broadened. OLD rule -- each TDOT signal route was mapped to its single DOMINANT arterial (plus any &gt;=25% secondary), 56 corridors. NEW rule -- that set UNION any street directly carrying &gt;= 4 of its own nearest signals, 327 corridors. This adds 271 streets (A W WILLIS AVE, AARON BRENNER DR, ADAMS AVE, AIRLINE RD, ALABAMA AVE, ALTRURIA RD, AMBERGATE LN, APPLING RD...), most importantly UNION AVE (70 signals snap nearest to it, yet it is never the 'dominant' arterial on any single route, so the old rule missed it), bringing Union-corridor junctions into scope. Headline crash totals (1,294 / 175) and the deadliest-corridor counts are unaffected -- the flag only governs intersection signal-coverage scope, not crash attribution.</w:t>
+        <w:t>Coverage-rule revision (2026-10-05): the 'covered corridor' flag was broadened. OLD rule -- each TDOT signal route was mapped to its single DOMINANT arterial (plus any &gt;=25% secondary), 56 corridors. NEW rule -- that set UNION any street directly carrying &gt;= 4 of its own nearest signals, 327 corridors. This adds 271 streets (A W WILLIS AVE, AARON BRENNER DR, ADAMS AVE, AIRLINE RD, ALABAMA AVE, ALTRURIA RD, AMBERGATE LN, APPLING RD...), most importantly UNION AVE (70 signals snap nearest to it, yet it is never the 'dominant' arterial on any single route, so the old rule missed it), bringing Union-corridor junctions into scope. Headline crash totals (1,294 / 175) and the deadliest-corridor counts are unaffected -- the flag only governs intersection signal-coverage scope, not crash attribution.</w:t>
       </w:r>
     </w:p>
     <w:sectPr>

--- a/data/processed/novel_statistics.docx
+++ b/data/processed/novel_statistics.docx
@@ -2233,7 +2233,7 @@
         <w:pStyle w:val="ListBullet"/>
       </w:pPr>
       <w:r>
-        <w:t>Coverage-rule revision (2026-10-05): the 'covered corridor' flag was broadened. OLD rule -- each TDOT signal route was mapped to its single DOMINANT arterial (plus any &gt;=25% secondary), 56 corridors. NEW rule -- that set UNION any street directly carrying &gt;= 4 of its own nearest signals, 327 corridors. This adds 271 streets (A W WILLIS AVE, AARON BRENNER DR, ADAMS AVE, AIRLINE RD, ALABAMA AVE, ALTRURIA RD, AMBERGATE LN, APPLING RD...), most importantly UNION AVE (70 signals snap nearest to it, yet it is never the 'dominant' arterial on any single route, so the old rule missed it), bringing Union-corridor junctions into scope. Headline crash totals (1,294 / 175) and the deadliest-corridor counts are unaffected -- the flag only governs intersection signal-coverage scope, not crash attribution.</w:t>
+        <w:t>Coverage-rule revision (2026-10-06): the 'covered corridor' flag was broadened. OLD rule -- each TDOT signal route was mapped to its single DOMINANT arterial (plus any &gt;=25% secondary), 56 corridors. NEW rule -- that set UNION any street directly carrying &gt;= 4 of its own nearest signals, 327 corridors. This adds 271 streets (A W WILLIS AVE, AARON BRENNER DR, ADAMS AVE, AIRLINE RD, ALABAMA AVE, ALTRURIA RD, AMBERGATE LN, APPLING RD...), most importantly UNION AVE (70 signals snap nearest to it, yet it is never the 'dominant' arterial on any single route, so the old rule missed it), bringing Union-corridor junctions into scope. Headline crash totals (1,294 / 175) and the deadliest-corridor counts are unaffected -- the flag only governs intersection signal-coverage scope, not crash attribution.</w:t>
       </w:r>
     </w:p>
     <w:sectPr>

--- a/data/processed/novel_statistics.docx
+++ b/data/processed/novel_statistics.docx
@@ -2233,7 +2233,7 @@
         <w:pStyle w:val="ListBullet"/>
       </w:pPr>
       <w:r>
-        <w:t>Coverage-rule revision (2026-10-06): the 'covered corridor' flag was broadened. OLD rule -- each TDOT signal route was mapped to its single DOMINANT arterial (plus any &gt;=25% secondary), 56 corridors. NEW rule -- that set UNION any street directly carrying &gt;= 4 of its own nearest signals, 327 corridors. This adds 271 streets (A W WILLIS AVE, AARON BRENNER DR, ADAMS AVE, AIRLINE RD, ALABAMA AVE, ALTRURIA RD, AMBERGATE LN, APPLING RD...), most importantly UNION AVE (70 signals snap nearest to it, yet it is never the 'dominant' arterial on any single route, so the old rule missed it), bringing Union-corridor junctions into scope. Headline crash totals (1,294 / 175) and the deadliest-corridor counts are unaffected -- the flag only governs intersection signal-coverage scope, not crash attribution.</w:t>
+        <w:t>Coverage-rule revision (2026-10-07): the 'covered corridor' flag was broadened. OLD rule -- each TDOT signal route was mapped to its single DOMINANT arterial (plus any &gt;=25% secondary), 56 corridors. NEW rule -- that set UNION any street directly carrying &gt;= 4 of its own nearest signals, 327 corridors. This adds 271 streets (A W WILLIS AVE, AARON BRENNER DR, ADAMS AVE, AIRLINE RD, ALABAMA AVE, ALTRURIA RD, AMBERGATE LN, APPLING RD...), most importantly UNION AVE (70 signals snap nearest to it, yet it is never the 'dominant' arterial on any single route, so the old rule missed it), bringing Union-corridor junctions into scope. Headline crash totals (1,294 / 175) and the deadliest-corridor counts are unaffected -- the flag only governs intersection signal-coverage scope, not crash attribution.</w:t>
       </w:r>
     </w:p>
     <w:sectPr>

--- a/data/processed/novel_statistics.docx
+++ b/data/processed/novel_statistics.docx
@@ -2233,7 +2233,7 @@
         <w:pStyle w:val="ListBullet"/>
       </w:pPr>
       <w:r>
-        <w:t>Coverage-rule revision (2026-10-07): the 'covered corridor' flag was broadened. OLD rule -- each TDOT signal route was mapped to its single DOMINANT arterial (plus any &gt;=25% secondary), 56 corridors. NEW rule -- that set UNION any street directly carrying &gt;= 4 of its own nearest signals, 327 corridors. This adds 271 streets (A W WILLIS AVE, AARON BRENNER DR, ADAMS AVE, AIRLINE RD, ALABAMA AVE, ALTRURIA RD, AMBERGATE LN, APPLING RD...), most importantly UNION AVE (70 signals snap nearest to it, yet it is never the 'dominant' arterial on any single route, so the old rule missed it), bringing Union-corridor junctions into scope. Headline crash totals (1,294 / 175) and the deadliest-corridor counts are unaffected -- the flag only governs intersection signal-coverage scope, not crash attribution.</w:t>
+        <w:t>Coverage-rule revision (2026-10-09): the 'covered corridor' flag was broadened. OLD rule -- each TDOT signal route was mapped to its single DOMINANT arterial (plus any &gt;=25% secondary), 56 corridors. NEW rule -- that set UNION any street directly carrying &gt;= 4 of its own nearest signals, 327 corridors. This adds 271 streets (A W WILLIS AVE, AARON BRENNER DR, ADAMS AVE, AIRLINE RD, ALABAMA AVE, ALTRURIA RD, AMBERGATE LN, APPLING RD...), most importantly UNION AVE (70 signals snap nearest to it, yet it is never the 'dominant' arterial on any single route, so the old rule missed it), bringing Union-corridor junctions into scope. Headline crash totals (1,294 / 175) and the deadliest-corridor counts are unaffected -- the flag only governs intersection signal-coverage scope, not crash attribution.</w:t>
       </w:r>
     </w:p>
     <w:sectPr>

--- a/data/processed/novel_statistics.docx
+++ b/data/processed/novel_statistics.docx
@@ -2233,7 +2233,7 @@
         <w:pStyle w:val="ListBullet"/>
       </w:pPr>
       <w:r>
-        <w:t>Coverage-rule revision (2026-10-09): the 'covered corridor' flag was broadened. OLD rule -- each TDOT signal route was mapped to its single DOMINANT arterial (plus any &gt;=25% secondary), 56 corridors. NEW rule -- that set UNION any street directly carrying &gt;= 4 of its own nearest signals, 327 corridors. This adds 271 streets (A W WILLIS AVE, AARON BRENNER DR, ADAMS AVE, AIRLINE RD, ALABAMA AVE, ALTRURIA RD, AMBERGATE LN, APPLING RD...), most importantly UNION AVE (70 signals snap nearest to it, yet it is never the 'dominant' arterial on any single route, so the old rule missed it), bringing Union-corridor junctions into scope. Headline crash totals (1,294 / 175) and the deadliest-corridor counts are unaffected -- the flag only governs intersection signal-coverage scope, not crash attribution.</w:t>
+        <w:t>Coverage-rule revision (2026-10-10): the 'covered corridor' flag was broadened. OLD rule -- each TDOT signal route was mapped to its single DOMINANT arterial (plus any &gt;=25% secondary), 56 corridors. NEW rule -- that set UNION any street directly carrying &gt;= 4 of its own nearest signals, 327 corridors. This adds 271 streets (A W WILLIS AVE, AARON BRENNER DR, ADAMS AVE, AIRLINE RD, ALABAMA AVE, ALTRURIA RD, AMBERGATE LN, APPLING RD...), most importantly UNION AVE (70 signals snap nearest to it, yet it is never the 'dominant' arterial on any single route, so the old rule missed it), bringing Union-corridor junctions into scope. Headline crash totals (1,294 / 175) and the deadliest-corridor counts are unaffected -- the flag only governs intersection signal-coverage scope, not crash attribution.</w:t>
       </w:r>
     </w:p>
     <w:sectPr>

--- a/data/processed/novel_statistics.docx
+++ b/data/processed/novel_statistics.docx
@@ -2233,7 +2233,7 @@
         <w:pStyle w:val="ListBullet"/>
       </w:pPr>
       <w:r>
-        <w:t>Coverage-rule revision (2026-10-10): the 'covered corridor' flag was broadened. OLD rule -- each TDOT signal route was mapped to its single DOMINANT arterial (plus any &gt;=25% secondary), 56 corridors. NEW rule -- that set UNION any street directly carrying &gt;= 4 of its own nearest signals, 327 corridors. This adds 271 streets (A W WILLIS AVE, AARON BRENNER DR, ADAMS AVE, AIRLINE RD, ALABAMA AVE, ALTRURIA RD, AMBERGATE LN, APPLING RD...), most importantly UNION AVE (70 signals snap nearest to it, yet it is never the 'dominant' arterial on any single route, so the old rule missed it), bringing Union-corridor junctions into scope. Headline crash totals (1,294 / 175) and the deadliest-corridor counts are unaffected -- the flag only governs intersection signal-coverage scope, not crash attribution.</w:t>
+        <w:t>Coverage-rule revision (2026-10-11): the 'covered corridor' flag was broadened. OLD rule -- each TDOT signal route was mapped to its single DOMINANT arterial (plus any &gt;=25% secondary), 56 corridors. NEW rule -- that set UNION any street directly carrying &gt;= 4 of its own nearest signals, 327 corridors. This adds 271 streets (A W WILLIS AVE, AARON BRENNER DR, ADAMS AVE, AIRLINE RD, ALABAMA AVE, ALTRURIA RD, AMBERGATE LN, APPLING RD...), most importantly UNION AVE (70 signals snap nearest to it, yet it is never the 'dominant' arterial on any single route, so the old rule missed it), bringing Union-corridor junctions into scope. Headline crash totals (1,294 / 175) and the deadliest-corridor counts are unaffected -- the flag only governs intersection signal-coverage scope, not crash attribution.</w:t>
       </w:r>
     </w:p>
     <w:sectPr>

--- a/data/processed/novel_statistics.docx
+++ b/data/processed/novel_statistics.docx
@@ -2233,7 +2233,7 @@
         <w:pStyle w:val="ListBullet"/>
       </w:pPr>
       <w:r>
-        <w:t>Coverage-rule revision (2026-10-11): the 'covered corridor' flag was broadened. OLD rule -- each TDOT signal route was mapped to its single DOMINANT arterial (plus any &gt;=25% secondary), 56 corridors. NEW rule -- that set UNION any street directly carrying &gt;= 4 of its own nearest signals, 327 corridors. This adds 271 streets (A W WILLIS AVE, AARON BRENNER DR, ADAMS AVE, AIRLINE RD, ALABAMA AVE, ALTRURIA RD, AMBERGATE LN, APPLING RD...), most importantly UNION AVE (70 signals snap nearest to it, yet it is never the 'dominant' arterial on any single route, so the old rule missed it), bringing Union-corridor junctions into scope. Headline crash totals (1,294 / 175) and the deadliest-corridor counts are unaffected -- the flag only governs intersection signal-coverage scope, not crash attribution.</w:t>
+        <w:t>Coverage-rule revision (2026-10-13): the 'covered corridor' flag was broadened. OLD rule -- each TDOT signal route was mapped to its single DOMINANT arterial (plus any &gt;=25% secondary), 56 corridors. NEW rule -- that set UNION any street directly carrying &gt;= 4 of its own nearest signals, 327 corridors. This adds 271 streets (A W WILLIS AVE, AARON BRENNER DR, ADAMS AVE, AIRLINE RD, ALABAMA AVE, ALTRURIA RD, AMBERGATE LN, APPLING RD...), most importantly UNION AVE (70 signals snap nearest to it, yet it is never the 'dominant' arterial on any single route, so the old rule missed it), bringing Union-corridor junctions into scope. Headline crash totals (1,294 / 175) and the deadliest-corridor counts are unaffected -- the flag only governs intersection signal-coverage scope, not crash attribution.</w:t>
       </w:r>
     </w:p>
     <w:sectPr>

--- a/data/processed/novel_statistics.docx
+++ b/data/processed/novel_statistics.docx
@@ -2233,7 +2233,7 @@
         <w:pStyle w:val="ListBullet"/>
       </w:pPr>
       <w:r>
-        <w:t>Coverage-rule revision (2026-10-13): the 'covered corridor' flag was broadened. OLD rule -- each TDOT signal route was mapped to its single DOMINANT arterial (plus any &gt;=25% secondary), 56 corridors. NEW rule -- that set UNION any street directly carrying &gt;= 4 of its own nearest signals, 327 corridors. This adds 271 streets (A W WILLIS AVE, AARON BRENNER DR, ADAMS AVE, AIRLINE RD, ALABAMA AVE, ALTRURIA RD, AMBERGATE LN, APPLING RD...), most importantly UNION AVE (70 signals snap nearest to it, yet it is never the 'dominant' arterial on any single route, so the old rule missed it), bringing Union-corridor junctions into scope. Headline crash totals (1,294 / 175) and the deadliest-corridor counts are unaffected -- the flag only governs intersection signal-coverage scope, not crash attribution.</w:t>
+        <w:t>Coverage-rule revision (2026-10-14): the 'covered corridor' flag was broadened. OLD rule -- each TDOT signal route was mapped to its single DOMINANT arterial (plus any &gt;=25% secondary), 56 corridors. NEW rule -- that set UNION any street directly carrying &gt;= 4 of its own nearest signals, 327 corridors. This adds 271 streets (A W WILLIS AVE, AARON BRENNER DR, ADAMS AVE, AIRLINE RD, ALABAMA AVE, ALTRURIA RD, AMBERGATE LN, APPLING RD...), most importantly UNION AVE (70 signals snap nearest to it, yet it is never the 'dominant' arterial on any single route, so the old rule missed it), bringing Union-corridor junctions into scope. Headline crash totals (1,294 / 175) and the deadliest-corridor counts are unaffected -- the flag only governs intersection signal-coverage scope, not crash attribution.</w:t>
       </w:r>
     </w:p>
     <w:sectPr>

--- a/data/processed/novel_statistics.docx
+++ b/data/processed/novel_statistics.docx
@@ -2233,7 +2233,7 @@
         <w:pStyle w:val="ListBullet"/>
       </w:pPr>
       <w:r>
-        <w:t>Coverage-rule revision (2026-10-14): the 'covered corridor' flag was broadened. OLD rule -- each TDOT signal route was mapped to its single DOMINANT arterial (plus any &gt;=25% secondary), 56 corridors. NEW rule -- that set UNION any street directly carrying &gt;= 4 of its own nearest signals, 327 corridors. This adds 271 streets (A W WILLIS AVE, AARON BRENNER DR, ADAMS AVE, AIRLINE RD, ALABAMA AVE, ALTRURIA RD, AMBERGATE LN, APPLING RD...), most importantly UNION AVE (70 signals snap nearest to it, yet it is never the 'dominant' arterial on any single route, so the old rule missed it), bringing Union-corridor junctions into scope. Headline crash totals (1,294 / 175) and the deadliest-corridor counts are unaffected -- the flag only governs intersection signal-coverage scope, not crash attribution.</w:t>
+        <w:t>Coverage-rule revision (2026-10-15): the 'covered corridor' flag was broadened. OLD rule -- each TDOT signal route was mapped to its single DOMINANT arterial (plus any &gt;=25% secondary), 56 corridors. NEW rule -- that set UNION any street directly carrying &gt;= 4 of its own nearest signals, 327 corridors. This adds 271 streets (A W WILLIS AVE, AARON BRENNER DR, ADAMS AVE, AIRLINE RD, ALABAMA AVE, ALTRURIA RD, AMBERGATE LN, APPLING RD...), most importantly UNION AVE (70 signals snap nearest to it, yet it is never the 'dominant' arterial on any single route, so the old rule missed it), bringing Union-corridor junctions into scope. Headline crash totals (1,294 / 175) and the deadliest-corridor counts are unaffected -- the flag only governs intersection signal-coverage scope, not crash attribution.</w:t>
       </w:r>
     </w:p>
     <w:sectPr>

--- a/data/processed/novel_statistics.docx
+++ b/data/processed/novel_statistics.docx
@@ -2201,7 +2201,7 @@
         <w:pStyle w:val="ListBullet"/>
       </w:pPr>
       <w:r>
-        <w:t>Union crashes within 30 m: 47 (9 fatal); crossing-relevant (On Roadway / In Crosswalk): 41 — the set used for the distance stat.</w:t>
+        <w:t>Union crashes within 30 m: 48 (9 fatal); crossing-relevant (On Roadway / In Crosswalk): 42 — the set used for the distance stat.</w:t>
       </w:r>
     </w:p>
     <w:p>
@@ -2209,7 +2209,7 @@
         <w:pStyle w:val="ListBullet"/>
       </w:pPr>
       <w:r>
-        <w:t>Along-corridor distance from a crossing-relevant crash to the nearest safe crossing: mean 168 ft, median 5 ft; 10/41 struck more than 250 ft from one.</w:t>
+        <w:t>Along-corridor distance from a crossing-relevant crash to the nearest safe crossing: mean 171 ft, median 7 ft; 11/42 struck more than 250 ft from one.</w:t>
       </w:r>
     </w:p>
     <w:p>
@@ -2233,7 +2233,7 @@
         <w:pStyle w:val="ListBullet"/>
       </w:pPr>
       <w:r>
-        <w:t>Coverage-rule revision (2026-10-15): the 'covered corridor' flag was broadened. OLD rule -- each TDOT signal route was mapped to its single DOMINANT arterial (plus any &gt;=25% secondary), 56 corridors. NEW rule -- that set UNION any street directly carrying &gt;= 4 of its own nearest signals, 327 corridors. This adds 271 streets (A W WILLIS AVE, AARON BRENNER DR, ADAMS AVE, AIRLINE RD, ALABAMA AVE, ALTRURIA RD, AMBERGATE LN, APPLING RD...), most importantly UNION AVE (70 signals snap nearest to it, yet it is never the 'dominant' arterial on any single route, so the old rule missed it), bringing Union-corridor junctions into scope. Headline crash totals (1,294 / 175) and the deadliest-corridor counts are unaffected -- the flag only governs intersection signal-coverage scope, not crash attribution.</w:t>
+        <w:t>Coverage-rule revision (2026-10-17): the 'covered corridor' flag was broadened. OLD rule -- each TDOT signal route was mapped to its single DOMINANT arterial (plus any &gt;=25% secondary), 56 corridors. NEW rule -- that set UNION any street directly carrying &gt;= 4 of its own nearest signals, 327 corridors. This adds 271 streets (A W WILLIS AVE, AARON BRENNER DR, ADAMS AVE, AIRLINE RD, ALABAMA AVE, ALTRURIA RD, AMBERGATE LN, APPLING RD...), most importantly UNION AVE (70 signals snap nearest to it, yet it is never the 'dominant' arterial on any single route, so the old rule missed it), bringing Union-corridor junctions into scope. Headline crash totals (1,294 / 175) and the deadliest-corridor counts are unaffected -- the flag only governs intersection signal-coverage scope, not crash attribution.</w:t>
       </w:r>
     </w:p>
     <w:sectPr>

--- a/data/processed/novel_statistics.docx
+++ b/data/processed/novel_statistics.docx
@@ -2233,7 +2233,7 @@
         <w:pStyle w:val="ListBullet"/>
       </w:pPr>
       <w:r>
-        <w:t>Coverage-rule revision (2026-10-17): the 'covered corridor' flag was broadened. OLD rule -- each TDOT signal route was mapped to its single DOMINANT arterial (plus any &gt;=25% secondary), 56 corridors. NEW rule -- that set UNION any street directly carrying &gt;= 4 of its own nearest signals, 327 corridors. This adds 271 streets (A W WILLIS AVE, AARON BRENNER DR, ADAMS AVE, AIRLINE RD, ALABAMA AVE, ALTRURIA RD, AMBERGATE LN, APPLING RD...), most importantly UNION AVE (70 signals snap nearest to it, yet it is never the 'dominant' arterial on any single route, so the old rule missed it), bringing Union-corridor junctions into scope. Headline crash totals (1,294 / 175) and the deadliest-corridor counts are unaffected -- the flag only governs intersection signal-coverage scope, not crash attribution.</w:t>
+        <w:t>Coverage-rule revision (2026-10-19): the 'covered corridor' flag was broadened. OLD rule -- each TDOT signal route was mapped to its single DOMINANT arterial (plus any &gt;=25% secondary), 56 corridors. NEW rule -- that set UNION any street directly carrying &gt;= 4 of its own nearest signals, 327 corridors. This adds 271 streets (A W WILLIS AVE, AARON BRENNER DR, ADAMS AVE, AIRLINE RD, ALABAMA AVE, ALTRURIA RD, AMBERGATE LN, APPLING RD...), most importantly UNION AVE (70 signals snap nearest to it, yet it is never the 'dominant' arterial on any single route, so the old rule missed it), bringing Union-corridor junctions into scope. Headline crash totals (1,294 / 175) and the deadliest-corridor counts are unaffected -- the flag only governs intersection signal-coverage scope, not crash attribution.</w:t>
       </w:r>
     </w:p>
     <w:sectPr>

--- a/data/processed/novel_statistics.docx
+++ b/data/processed/novel_statistics.docx
@@ -2233,7 +2233,7 @@
         <w:pStyle w:val="ListBullet"/>
       </w:pPr>
       <w:r>
-        <w:t>Coverage-rule revision (2026-10-19): the 'covered corridor' flag was broadened. OLD rule -- each TDOT signal route was mapped to its single DOMINANT arterial (plus any &gt;=25% secondary), 56 corridors. NEW rule -- that set UNION any street directly carrying &gt;= 4 of its own nearest signals, 327 corridors. This adds 271 streets (A W WILLIS AVE, AARON BRENNER DR, ADAMS AVE, AIRLINE RD, ALABAMA AVE, ALTRURIA RD, AMBERGATE LN, APPLING RD...), most importantly UNION AVE (70 signals snap nearest to it, yet it is never the 'dominant' arterial on any single route, so the old rule missed it), bringing Union-corridor junctions into scope. Headline crash totals (1,294 / 175) and the deadliest-corridor counts are unaffected -- the flag only governs intersection signal-coverage scope, not crash attribution.</w:t>
+        <w:t>Coverage-rule revision (2026-10-20): the 'covered corridor' flag was broadened. OLD rule -- each TDOT signal route was mapped to its single DOMINANT arterial (plus any &gt;=25% secondary), 56 corridors. NEW rule -- that set UNION any street directly carrying &gt;= 4 of its own nearest signals, 327 corridors. This adds 271 streets (A W WILLIS AVE, AARON BRENNER DR, ADAMS AVE, AIRLINE RD, ALABAMA AVE, ALTRURIA RD, AMBERGATE LN, APPLING RD...), most importantly UNION AVE (70 signals snap nearest to it, yet it is never the 'dominant' arterial on any single route, so the old rule missed it), bringing Union-corridor junctions into scope. Headline crash totals (1,294 / 175) and the deadliest-corridor counts are unaffected -- the flag only governs intersection signal-coverage scope, not crash attribution.</w:t>
       </w:r>
     </w:p>
     <w:sectPr>

--- a/data/processed/novel_statistics.docx
+++ b/data/processed/novel_statistics.docx
@@ -2233,7 +2233,7 @@
         <w:pStyle w:val="ListBullet"/>
       </w:pPr>
       <w:r>
-        <w:t>Coverage-rule revision (2026-10-20): the 'covered corridor' flag was broadened. OLD rule -- each TDOT signal route was mapped to its single DOMINANT arterial (plus any &gt;=25% secondary), 56 corridors. NEW rule -- that set UNION any street directly carrying &gt;= 4 of its own nearest signals, 327 corridors. This adds 271 streets (A W WILLIS AVE, AARON BRENNER DR, ADAMS AVE, AIRLINE RD, ALABAMA AVE, ALTRURIA RD, AMBERGATE LN, APPLING RD...), most importantly UNION AVE (70 signals snap nearest to it, yet it is never the 'dominant' arterial on any single route, so the old rule missed it), bringing Union-corridor junctions into scope. Headline crash totals (1,294 / 175) and the deadliest-corridor counts are unaffected -- the flag only governs intersection signal-coverage scope, not crash attribution.</w:t>
+        <w:t>Coverage-rule revision (2026-10-21): the 'covered corridor' flag was broadened. OLD rule -- each TDOT signal route was mapped to its single DOMINANT arterial (plus any &gt;=25% secondary), 56 corridors. NEW rule -- that set UNION any street directly carrying &gt;= 4 of its own nearest signals, 327 corridors. This adds 271 streets (A W WILLIS AVE, AARON BRENNER DR, ADAMS AVE, AIRLINE RD, ALABAMA AVE, ALTRURIA RD, AMBERGATE LN, APPLING RD...), most importantly UNION AVE (70 signals snap nearest to it, yet it is never the 'dominant' arterial on any single route, so the old rule missed it), bringing Union-corridor junctions into scope. Headline crash totals (1,294 / 175) and the deadliest-corridor counts are unaffected -- the flag only governs intersection signal-coverage scope, not crash attribution.</w:t>
       </w:r>
     </w:p>
     <w:sectPr>

--- a/data/processed/novel_statistics.docx
+++ b/data/processed/novel_statistics.docx
@@ -2233,7 +2233,7 @@
         <w:pStyle w:val="ListBullet"/>
       </w:pPr>
       <w:r>
-        <w:t>Coverage-rule revision (2026-10-21): the 'covered corridor' flag was broadened. OLD rule -- each TDOT signal route was mapped to its single DOMINANT arterial (plus any &gt;=25% secondary), 56 corridors. NEW rule -- that set UNION any street directly carrying &gt;= 4 of its own nearest signals, 327 corridors. This adds 271 streets (A W WILLIS AVE, AARON BRENNER DR, ADAMS AVE, AIRLINE RD, ALABAMA AVE, ALTRURIA RD, AMBERGATE LN, APPLING RD...), most importantly UNION AVE (70 signals snap nearest to it, yet it is never the 'dominant' arterial on any single route, so the old rule missed it), bringing Union-corridor junctions into scope. Headline crash totals (1,294 / 175) and the deadliest-corridor counts are unaffected -- the flag only governs intersection signal-coverage scope, not crash attribution.</w:t>
+        <w:t>Coverage-rule revision (2026-10-23): the 'covered corridor' flag was broadened. OLD rule -- each TDOT signal route was mapped to its single DOMINANT arterial (plus any &gt;=25% secondary), 56 corridors. NEW rule -- that set UNION any street directly carrying &gt;= 4 of its own nearest signals, 327 corridors. This adds 271 streets (A W WILLIS AVE, AARON BRENNER DR, ADAMS AVE, AIRLINE RD, ALABAMA AVE, ALTRURIA RD, AMBERGATE LN, APPLING RD...), most importantly UNION AVE (70 signals snap nearest to it, yet it is never the 'dominant' arterial on any single route, so the old rule missed it), bringing Union-corridor junctions into scope. Headline crash totals (1,294 / 175) and the deadliest-corridor counts are unaffected -- the flag only governs intersection signal-coverage scope, not crash attribution.</w:t>
       </w:r>
     </w:p>
     <w:sectPr>

--- a/data/processed/novel_statistics.docx
+++ b/data/processed/novel_statistics.docx
@@ -2233,7 +2233,7 @@
         <w:pStyle w:val="ListBullet"/>
       </w:pPr>
       <w:r>
-        <w:t>Coverage-rule revision (2026-10-23): the 'covered corridor' flag was broadened. OLD rule -- each TDOT signal route was mapped to its single DOMINANT arterial (plus any &gt;=25% secondary), 56 corridors. NEW rule -- that set UNION any street directly carrying &gt;= 4 of its own nearest signals, 327 corridors. This adds 271 streets (A W WILLIS AVE, AARON BRENNER DR, ADAMS AVE, AIRLINE RD, ALABAMA AVE, ALTRURIA RD, AMBERGATE LN, APPLING RD...), most importantly UNION AVE (70 signals snap nearest to it, yet it is never the 'dominant' arterial on any single route, so the old rule missed it), bringing Union-corridor junctions into scope. Headline crash totals (1,294 / 175) and the deadliest-corridor counts are unaffected -- the flag only governs intersection signal-coverage scope, not crash attribution.</w:t>
+        <w:t>Coverage-rule revision (2026-10-24): the 'covered corridor' flag was broadened. OLD rule -- each TDOT signal route was mapped to its single DOMINANT arterial (plus any &gt;=25% secondary), 56 corridors. NEW rule -- that set UNION any street directly carrying &gt;= 4 of its own nearest signals, 327 corridors. This adds 271 streets (A W WILLIS AVE, AARON BRENNER DR, ADAMS AVE, AIRLINE RD, ALABAMA AVE, ALTRURIA RD, AMBERGATE LN, APPLING RD...), most importantly UNION AVE (70 signals snap nearest to it, yet it is never the 'dominant' arterial on any single route, so the old rule missed it), bringing Union-corridor junctions into scope. Headline crash totals (1,294 / 175) and the deadliest-corridor counts are unaffected -- the flag only governs intersection signal-coverage scope, not crash attribution.</w:t>
       </w:r>
     </w:p>
     <w:sectPr>

--- a/data/processed/novel_statistics.docx
+++ b/data/processed/novel_statistics.docx
@@ -2233,7 +2233,7 @@
         <w:pStyle w:val="ListBullet"/>
       </w:pPr>
       <w:r>
-        <w:t>Coverage-rule revision (2026-10-24): the 'covered corridor' flag was broadened. OLD rule -- each TDOT signal route was mapped to its single DOMINANT arterial (plus any &gt;=25% secondary), 56 corridors. NEW rule -- that set UNION any street directly carrying &gt;= 4 of its own nearest signals, 327 corridors. This adds 271 streets (A W WILLIS AVE, AARON BRENNER DR, ADAMS AVE, AIRLINE RD, ALABAMA AVE, ALTRURIA RD, AMBERGATE LN, APPLING RD...), most importantly UNION AVE (70 signals snap nearest to it, yet it is never the 'dominant' arterial on any single route, so the old rule missed it), bringing Union-corridor junctions into scope. Headline crash totals (1,294 / 175) and the deadliest-corridor counts are unaffected -- the flag only governs intersection signal-coverage scope, not crash attribution.</w:t>
+        <w:t>Coverage-rule revision (2026-10-25): the 'covered corridor' flag was broadened. OLD rule -- each TDOT signal route was mapped to its single DOMINANT arterial (plus any &gt;=25% secondary), 56 corridors. NEW rule -- that set UNION any street directly carrying &gt;= 4 of its own nearest signals, 327 corridors. This adds 271 streets (A W WILLIS AVE, AARON BRENNER DR, ADAMS AVE, AIRLINE RD, ALABAMA AVE, ALTRURIA RD, AMBERGATE LN, APPLING RD...), most importantly UNION AVE (70 signals snap nearest to it, yet it is never the 'dominant' arterial on any single route, so the old rule missed it), bringing Union-corridor junctions into scope. Headline crash totals (1,294 / 175) and the deadliest-corridor counts are unaffected -- the flag only governs intersection signal-coverage scope, not crash attribution.</w:t>
       </w:r>
     </w:p>
     <w:sectPr>

--- a/data/processed/novel_statistics.docx
+++ b/data/processed/novel_statistics.docx
@@ -2233,7 +2233,7 @@
         <w:pStyle w:val="ListBullet"/>
       </w:pPr>
       <w:r>
-        <w:t>Coverage-rule revision (2026-10-25): the 'covered corridor' flag was broadened. OLD rule -- each TDOT signal route was mapped to its single DOMINANT arterial (plus any &gt;=25% secondary), 56 corridors. NEW rule -- that set UNION any street directly carrying &gt;= 4 of its own nearest signals, 327 corridors. This adds 271 streets (A W WILLIS AVE, AARON BRENNER DR, ADAMS AVE, AIRLINE RD, ALABAMA AVE, ALTRURIA RD, AMBERGATE LN, APPLING RD...), most importantly UNION AVE (70 signals snap nearest to it, yet it is never the 'dominant' arterial on any single route, so the old rule missed it), bringing Union-corridor junctions into scope. Headline crash totals (1,294 / 175) and the deadliest-corridor counts are unaffected -- the flag only governs intersection signal-coverage scope, not crash attribution.</w:t>
+        <w:t>Coverage-rule revision (2026-10-28): the 'covered corridor' flag was broadened. OLD rule -- each TDOT signal route was mapped to its single DOMINANT arterial (plus any &gt;=25% secondary), 56 corridors. NEW rule -- that set UNION any street directly carrying &gt;= 4 of its own nearest signals, 327 corridors. This adds 271 streets (A W WILLIS AVE, AARON BRENNER DR, ADAMS AVE, AIRLINE RD, ALABAMA AVE, ALTRURIA RD, AMBERGATE LN, APPLING RD...), most importantly UNION AVE (70 signals snap nearest to it, yet it is never the 'dominant' arterial on any single route, so the old rule missed it), bringing Union-corridor junctions into scope. Headline crash totals (1,294 / 175) and the deadliest-corridor counts are unaffected -- the flag only governs intersection signal-coverage scope, not crash attribution.</w:t>
       </w:r>
     </w:p>
     <w:sectPr>

--- a/data/processed/novel_statistics.docx
+++ b/data/processed/novel_statistics.docx
@@ -2233,7 +2233,7 @@
         <w:pStyle w:val="ListBullet"/>
       </w:pPr>
       <w:r>
-        <w:t>Coverage-rule revision (2026-10-28): the 'covered corridor' flag was broadened. OLD rule -- each TDOT signal route was mapped to its single DOMINANT arterial (plus any &gt;=25% secondary), 56 corridors. NEW rule -- that set UNION any street directly carrying &gt;= 4 of its own nearest signals, 327 corridors. This adds 271 streets (A W WILLIS AVE, AARON BRENNER DR, ADAMS AVE, AIRLINE RD, ALABAMA AVE, ALTRURIA RD, AMBERGATE LN, APPLING RD...), most importantly UNION AVE (70 signals snap nearest to it, yet it is never the 'dominant' arterial on any single route, so the old rule missed it), bringing Union-corridor junctions into scope. Headline crash totals (1,294 / 175) and the deadliest-corridor counts are unaffected -- the flag only governs intersection signal-coverage scope, not crash attribution.</w:t>
+        <w:t>Coverage-rule revision (2026-10-29): the 'covered corridor' flag was broadened. OLD rule -- each TDOT signal route was mapped to its single DOMINANT arterial (plus any &gt;=25% secondary), 56 corridors. NEW rule -- that set UNION any street directly carrying &gt;= 4 of its own nearest signals, 327 corridors. This adds 271 streets (A W WILLIS AVE, AARON BRENNER DR, ADAMS AVE, AIRLINE RD, ALABAMA AVE, ALTRURIA RD, AMBERGATE LN, APPLING RD...), most importantly UNION AVE (70 signals snap nearest to it, yet it is never the 'dominant' arterial on any single route, so the old rule missed it), bringing Union-corridor junctions into scope. Headline crash totals (1,294 / 175) and the deadliest-corridor counts are unaffected -- the flag only governs intersection signal-coverage scope, not crash attribution.</w:t>
       </w:r>
     </w:p>
     <w:sectPr>

--- a/data/processed/novel_statistics.docx
+++ b/data/processed/novel_statistics.docx
@@ -2233,7 +2233,7 @@
         <w:pStyle w:val="ListBullet"/>
       </w:pPr>
       <w:r>
-        <w:t>Coverage-rule revision (2026-10-29): the 'covered corridor' flag was broadened. OLD rule -- each TDOT signal route was mapped to its single DOMINANT arterial (plus any &gt;=25% secondary), 56 corridors. NEW rule -- that set UNION any street directly carrying &gt;= 4 of its own nearest signals, 327 corridors. This adds 271 streets (A W WILLIS AVE, AARON BRENNER DR, ADAMS AVE, AIRLINE RD, ALABAMA AVE, ALTRURIA RD, AMBERGATE LN, APPLING RD...), most importantly UNION AVE (70 signals snap nearest to it, yet it is never the 'dominant' arterial on any single route, so the old rule missed it), bringing Union-corridor junctions into scope. Headline crash totals (1,294 / 175) and the deadliest-corridor counts are unaffected -- the flag only governs intersection signal-coverage scope, not crash attribution.</w:t>
+        <w:t>Coverage-rule revision (2026-10-30): the 'covered corridor' flag was broadened. OLD rule -- each TDOT signal route was mapped to its single DOMINANT arterial (plus any &gt;=25% secondary), 56 corridors. NEW rule -- that set UNION any street directly carrying &gt;= 4 of its own nearest signals, 327 corridors. This adds 271 streets (A W WILLIS AVE, AARON BRENNER DR, ADAMS AVE, AIRLINE RD, ALABAMA AVE, ALTRURIA RD, AMBERGATE LN, APPLING RD...), most importantly UNION AVE (70 signals snap nearest to it, yet it is never the 'dominant' arterial on any single route, so the old rule missed it), bringing Union-corridor junctions into scope. Headline crash totals (1,294 / 175) and the deadliest-corridor counts are unaffected -- the flag only governs intersection signal-coverage scope, not crash attribution.</w:t>
       </w:r>
     </w:p>
     <w:sectPr>

--- a/data/processed/novel_statistics.docx
+++ b/data/processed/novel_statistics.docx
@@ -2233,7 +2233,7 @@
         <w:pStyle w:val="ListBullet"/>
       </w:pPr>
       <w:r>
-        <w:t>Coverage-rule revision (2026-10-30): the 'covered corridor' flag was broadened. OLD rule -- each TDOT signal route was mapped to its single DOMINANT arterial (plus any &gt;=25% secondary), 56 corridors. NEW rule -- that set UNION any street directly carrying &gt;= 4 of its own nearest signals, 327 corridors. This adds 271 streets (A W WILLIS AVE, AARON BRENNER DR, ADAMS AVE, AIRLINE RD, ALABAMA AVE, ALTRURIA RD, AMBERGATE LN, APPLING RD...), most importantly UNION AVE (70 signals snap nearest to it, yet it is never the 'dominant' arterial on any single route, so the old rule missed it), bringing Union-corridor junctions into scope. Headline crash totals (1,294 / 175) and the deadliest-corridor counts are unaffected -- the flag only governs intersection signal-coverage scope, not crash attribution.</w:t>
+        <w:t>Coverage-rule revision (2026-10-31): the 'covered corridor' flag was broadened. OLD rule -- each TDOT signal route was mapped to its single DOMINANT arterial (plus any &gt;=25% secondary), 56 corridors. NEW rule -- that set UNION any street directly carrying &gt;= 4 of its own nearest signals, 327 corridors. This adds 271 streets (A W WILLIS AVE, AARON BRENNER DR, ADAMS AVE, AIRLINE RD, ALABAMA AVE, ALTRURIA RD, AMBERGATE LN, APPLING RD...), most importantly UNION AVE (70 signals snap nearest to it, yet it is never the 'dominant' arterial on any single route, so the old rule missed it), bringing Union-corridor junctions into scope. Headline crash totals (1,294 / 175) and the deadliest-corridor counts are unaffected -- the flag only governs intersection signal-coverage scope, not crash attribution.</w:t>
       </w:r>
     </w:p>
     <w:sectPr>
